--- a/protection-order-extension/00_הנחיות_מילוי.docx
+++ b/protection-order-extension/00_הנחיות_מילוי.docx
@@ -792,42 +792,42 @@
                 <w:szCs w:val="22"/>
                 <w:rtl/>
               </w:rPr>
-              <w:t xml:space="preserve">הבקשה סע' 3 (פרק ב') + התצהיר סע' 2</w:t>
-            </w:r>
-          </w:p>
-        </w:tc>
-        <w:tc>
-          <w:tcPr>
-            <w:tcW w:type="dxa" w:w="3236"/>
-            <w:tcBorders>
-              <w:top w:val="single" w:color="999999" w:sz="4"/>
-              <w:left w:val="single" w:color="999999" w:sz="4"/>
-              <w:bottom w:val="single" w:color="999999" w:sz="4"/>
-              <w:right w:val="single" w:color="999999" w:sz="4"/>
-            </w:tcBorders>
-            <w:tcMar>
-              <w:top w:type="dxa" w:w="60"/>
-              <w:left w:type="dxa" w:w="100"/>
-              <w:bottom w:type="dxa" w:w="60"/>
-              <w:right w:type="dxa" w:w="100"/>
-            </w:tcMar>
-          </w:tcPr>
-          <w:p>
-            <w:pPr>
-              <w:bidi/>
-              <w:spacing w:after="0" w:before="0" w:line="360" w:lineRule="auto"/>
-              <w:jc w:val="start"/>
-            </w:pPr>
-            <w:r>
-              <w:rPr>
-                <w:rFonts w:ascii="David" w:cs="David" w:eastAsia="David" w:hAnsi="David"/>
-                <w:b w:val="false"/>
-                <w:bCs w:val="false"/>
-                <w:sz w:val="22"/>
-                <w:szCs w:val="22"/>
-                <w:rtl/>
-              </w:rPr>
-              <w:t xml:space="preserve">זהה בשני המסמכים</w:t>
+              <w:t xml:space="preserve">הבקשה סע' 1 + התצהיר סע' 2</w:t>
+            </w:r>
+          </w:p>
+        </w:tc>
+        <w:tc>
+          <w:tcPr>
+            <w:tcW w:type="dxa" w:w="3236"/>
+            <w:tcBorders>
+              <w:top w:val="single" w:color="999999" w:sz="4"/>
+              <w:left w:val="single" w:color="999999" w:sz="4"/>
+              <w:bottom w:val="single" w:color="999999" w:sz="4"/>
+              <w:right w:val="single" w:color="999999" w:sz="4"/>
+            </w:tcBorders>
+            <w:tcMar>
+              <w:top w:type="dxa" w:w="60"/>
+              <w:left w:type="dxa" w:w="100"/>
+              <w:bottom w:type="dxa" w:w="60"/>
+              <w:right w:type="dxa" w:w="100"/>
+            </w:tcMar>
+          </w:tcPr>
+          <w:p>
+            <w:pPr>
+              <w:bidi/>
+              <w:spacing w:after="0" w:before="0" w:line="360" w:lineRule="auto"/>
+              <w:jc w:val="start"/>
+            </w:pPr>
+            <w:r>
+              <w:rPr>
+                <w:rFonts w:ascii="David" w:cs="David" w:eastAsia="David" w:hAnsi="David"/>
+                <w:b w:val="false"/>
+                <w:bCs w:val="false"/>
+                <w:sz w:val="22"/>
+                <w:szCs w:val="22"/>
+                <w:rtl/>
+              </w:rPr>
+              <w:t xml:space="preserve">מספרם בלבד מופיע בבקשה</w:t>
             </w:r>
           </w:p>
         </w:tc>
@@ -899,7 +899,7 @@
                 <w:szCs w:val="22"/>
                 <w:rtl/>
               </w:rPr>
-              <w:t xml:space="preserve">הבקשה סע' 6 (פרק ג') + התצהיר סע' 3</w:t>
+              <w:t xml:space="preserve">הבקשה סע' 2 + התצהיר סע' 3</w:t>
             </w:r>
           </w:p>
         </w:tc>
@@ -1006,42 +1006,42 @@
                 <w:szCs w:val="22"/>
                 <w:rtl/>
               </w:rPr>
-              <w:t xml:space="preserve">הבקשה סע' 7 (פרק ג') + התצהיר סע' 4</w:t>
-            </w:r>
-          </w:p>
-        </w:tc>
-        <w:tc>
-          <w:tcPr>
-            <w:tcW w:type="dxa" w:w="3236"/>
-            <w:tcBorders>
-              <w:top w:val="single" w:color="999999" w:sz="4"/>
-              <w:left w:val="single" w:color="999999" w:sz="4"/>
-              <w:bottom w:val="single" w:color="999999" w:sz="4"/>
-              <w:right w:val="single" w:color="999999" w:sz="4"/>
-            </w:tcBorders>
-            <w:tcMar>
-              <w:top w:type="dxa" w:w="60"/>
-              <w:left w:type="dxa" w:w="100"/>
-              <w:bottom w:type="dxa" w:w="60"/>
-              <w:right w:type="dxa" w:w="100"/>
-            </w:tcMar>
-          </w:tcPr>
-          <w:p>
-            <w:pPr>
-              <w:bidi/>
-              <w:spacing w:after="0" w:before="0" w:line="360" w:lineRule="auto"/>
-              <w:jc w:val="start"/>
-            </w:pPr>
-            <w:r>
-              <w:rPr>
-                <w:rFonts w:ascii="David" w:cs="David" w:eastAsia="David" w:hAnsi="David"/>
-                <w:b w:val="false"/>
-                <w:bCs w:val="false"/>
-                <w:sz w:val="22"/>
-                <w:szCs w:val="22"/>
-                <w:rtl/>
-              </w:rPr>
-              <w:t xml:space="preserve">בתמצית בלבד</w:t>
+              <w:t xml:space="preserve">הבקשה סע' 2 + התצהיר סע' 4</w:t>
+            </w:r>
+          </w:p>
+        </w:tc>
+        <w:tc>
+          <w:tcPr>
+            <w:tcW w:type="dxa" w:w="3236"/>
+            <w:tcBorders>
+              <w:top w:val="single" w:color="999999" w:sz="4"/>
+              <w:left w:val="single" w:color="999999" w:sz="4"/>
+              <w:bottom w:val="single" w:color="999999" w:sz="4"/>
+              <w:right w:val="single" w:color="999999" w:sz="4"/>
+            </w:tcBorders>
+            <w:tcMar>
+              <w:top w:type="dxa" w:w="60"/>
+              <w:left w:type="dxa" w:w="100"/>
+              <w:bottom w:type="dxa" w:w="60"/>
+              <w:right w:type="dxa" w:w="100"/>
+            </w:tcMar>
+          </w:tcPr>
+          <w:p>
+            <w:pPr>
+              <w:bidi/>
+              <w:spacing w:after="0" w:before="0" w:line="360" w:lineRule="auto"/>
+              <w:jc w:val="start"/>
+            </w:pPr>
+            <w:r>
+              <w:rPr>
+                <w:rFonts w:ascii="David" w:cs="David" w:eastAsia="David" w:hAnsi="David"/>
+                <w:b w:val="false"/>
+                <w:bCs w:val="false"/>
+                <w:sz w:val="22"/>
+                <w:szCs w:val="22"/>
+                <w:rtl/>
+              </w:rPr>
+              <w:t xml:space="preserve">בתמצית בלבד – שורה אחת</w:t>
             </w:r>
           </w:p>
         </w:tc>
@@ -1113,7 +1113,7 @@
                 <w:szCs w:val="22"/>
                 <w:rtl/>
               </w:rPr>
-              <w:t xml:space="preserve">הבקשה סע' 10 (פרק ד') + התצהיר סע' 6</w:t>
+              <w:t xml:space="preserve">הבקשה סע' 3 + התצהיר סע' 6</w:t>
             </w:r>
           </w:p>
         </w:tc>
@@ -1220,42 +1220,42 @@
                 <w:szCs w:val="22"/>
                 <w:rtl/>
               </w:rPr>
-              <w:t xml:space="preserve">הבקשה סע' 13 (פרק ה') + התצהיר סע' 9</w:t>
-            </w:r>
-          </w:p>
-        </w:tc>
-        <w:tc>
-          <w:tcPr>
-            <w:tcW w:type="dxa" w:w="3236"/>
-            <w:tcBorders>
-              <w:top w:val="single" w:color="999999" w:sz="4"/>
-              <w:left w:val="single" w:color="999999" w:sz="4"/>
-              <w:bottom w:val="single" w:color="999999" w:sz="4"/>
-              <w:right w:val="single" w:color="999999" w:sz="4"/>
-            </w:tcBorders>
-            <w:tcMar>
-              <w:top w:type="dxa" w:w="60"/>
-              <w:left w:type="dxa" w:w="100"/>
-              <w:bottom w:type="dxa" w:w="60"/>
-              <w:right w:type="dxa" w:w="100"/>
-            </w:tcMar>
-          </w:tcPr>
-          <w:p>
-            <w:pPr>
-              <w:bidi/>
-              <w:spacing w:after="0" w:before="0" w:line="360" w:lineRule="auto"/>
-              <w:jc w:val="start"/>
-            </w:pPr>
-            <w:r>
-              <w:rPr>
-                <w:rFonts w:ascii="David" w:cs="David" w:eastAsia="David" w:hAnsi="David"/>
-                <w:b w:val="false"/>
-                <w:bCs w:val="false"/>
-                <w:sz w:val="22"/>
-                <w:szCs w:val="22"/>
-                <w:rtl/>
-              </w:rPr>
-              <w:t xml:space="preserve">זהה בשני המסמכים</w:t>
+              <w:t xml:space="preserve">התצהיר סע' 9</w:t>
+            </w:r>
+          </w:p>
+        </w:tc>
+        <w:tc>
+          <w:tcPr>
+            <w:tcW w:type="dxa" w:w="3236"/>
+            <w:tcBorders>
+              <w:top w:val="single" w:color="999999" w:sz="4"/>
+              <w:left w:val="single" w:color="999999" w:sz="4"/>
+              <w:bottom w:val="single" w:color="999999" w:sz="4"/>
+              <w:right w:val="single" w:color="999999" w:sz="4"/>
+            </w:tcBorders>
+            <w:tcMar>
+              <w:top w:type="dxa" w:w="60"/>
+              <w:left w:type="dxa" w:w="100"/>
+              <w:bottom w:type="dxa" w:w="60"/>
+              <w:right w:type="dxa" w:w="100"/>
+            </w:tcMar>
+          </w:tcPr>
+          <w:p>
+            <w:pPr>
+              <w:bidi/>
+              <w:spacing w:after="0" w:before="0" w:line="360" w:lineRule="auto"/>
+              <w:jc w:val="start"/>
+            </w:pPr>
+            <w:r>
+              <w:rPr>
+                <w:rFonts w:ascii="David" w:cs="David" w:eastAsia="David" w:hAnsi="David"/>
+                <w:b w:val="false"/>
+                <w:bCs w:val="false"/>
+                <w:sz w:val="22"/>
+                <w:szCs w:val="22"/>
+                <w:rtl/>
+              </w:rPr>
+              <w:t xml:space="preserve">בבקשה המקוצרת מופיעים המועדים בלבד</w:t>
             </w:r>
           </w:p>
         </w:tc>
@@ -1327,7 +1327,7 @@
                 <w:szCs w:val="22"/>
                 <w:rtl/>
               </w:rPr>
-              <w:t xml:space="preserve">הבקשה סע' 13 (פרק ה') + התצהיר סע' 9</w:t>
+              <w:t xml:space="preserve">הבקשה סע' 5 + התצהיר סע' 9</w:t>
             </w:r>
           </w:p>
         </w:tc>
@@ -1431,7 +1431,7 @@
           <w:szCs w:val="24"/>
           <w:rtl/>
         </w:rPr>
-        <w:t xml:space="preserve">תוקף הצו והתקופה הכוללת: מיום 11.3.2026 ועד 16.9.2026 חלפו למעלה משישה חודשים. משמע שהצו כבר הוארך בעבר, או שניתן מלכתחילה מנימוקים מיוחדים. יש לוודא בתיק את החלטות ההארכה הקודמות, ולציין אותן בסעיף 7 לבקשה. ההארכה המבוקשת (עד 16.12.2026) מצויה בתוך תקרת השנה שבסעיף 5 לחוק, אך מחייבת נימוקים מיוחדים – והם פורטו בסעיף 19 לבקשה.</w:t>
+        <w:t xml:space="preserve">תוקף הצו והתקופה הכוללת: מיום 11.3.2026 ועד 16.9.2026 חלפו למעלה משישה חודשים. משמע שהצו כבר הוארך בעבר, או שניתן מלכתחילה מנימוקים מיוחדים. יש לוודא בתיק את החלטות ההארכה הקודמות, ולציין אותן בסעיף 2 לבקשה. ההארכה המבוקשת (עד 16.12.2026) מצויה בתוך תקרת השנה שבסעיף 5 לחוק, אך מחייבת נימוקים מיוחדים – והם פורטו בסעיף 8 לבקשה.</w:t>
       </w:r>
     </w:p>
     <w:p>
@@ -1454,7 +1454,7 @@
           <w:szCs w:val="24"/>
           <w:rtl/>
         </w:rPr>
-        <w:t xml:space="preserve">סעיף 5 לחוק: יש לאמת את נוסח הסעיף המדויק במאגר מעודכן בטרם הגשה, ולהתאים את סעיף 18 לבקשה ככל שנדרש.</w:t>
+        <w:t xml:space="preserve">סעיף 5 לחוק: יש לאמת את נוסח הסעיף המדויק במאגר מעודכן בטרם הגשה, ולהתאים את סעיף 7 לבקשה ככל שנדרש.</w:t>
       </w:r>
     </w:p>
     <w:p>
@@ -1477,7 +1477,7 @@
           <w:szCs w:val="24"/>
           <w:rtl/>
         </w:rPr>
-        <w:t xml:space="preserve">הליך טיפולי: סעיפים 8 ו-19 לבקשה וסעיף 5 לתצהיר טוענים כי המשיב לא נקט בהליך טיפולי. אם המשיב כן משתתף בהליך – יש לתקן את הטענה, שאם לא כן היא תיסתר בדיון.</w:t>
+        <w:t xml:space="preserve">הליך טיפולי: סעיפים 3 ו-8 לבקשה וסעיף 5 לתצהיר טוענים כי המשיב לא נקט בהליך טיפולי. אם המשיב כן משתתף בהליך – יש לתקן את הטענה, שאם לא כן היא תיסתר בדיון.</w:t>
       </w:r>
     </w:p>
     <w:p>
@@ -1500,7 +1500,7 @@
           <w:szCs w:val="24"/>
           <w:rtl/>
         </w:rPr>
-        <w:t xml:space="preserve">סעיף 10 לבקשה וסעיף 6 לתצהיר הם לב הבקשה. בקשת הארכה הנסמכת על חשש כללי בלבד, בלא אירועים קונקרטיים מן התקופה האחרונה, חלשה משמעותית. יש למלא כל אירוע, מועד ואסמכתה שקיימים.</w:t>
+        <w:t xml:space="preserve">סעיף 3 לבקשה וסעיף 6 לתצהיר הוא לב הבקשה. בקשת הארכה הנסמכת על חשש כללי בלבד, בלא אירועים קונקרטיים מן התקופה האחרונה, חלשה משמעותית. יש למלא כל אירוע, מועד ואסמכתה שקיימים.</w:t>
       </w:r>
     </w:p>
     <w:p>
@@ -1569,7 +1569,30 @@
           <w:szCs w:val="24"/>
           <w:rtl/>
         </w:rPr>
-        <w:t xml:space="preserve">סעדים ג'–ד' (דיווח מרכז הקשר והסדרת ההודעות) נוגעים לזמני השהות ולא לצו ההגנה עצמו. אם זמני השהות מתנהלים בתיק נפרד – יש לשקול הגשת בקשה נפרדת באותו תיק, או לציין בפתח הבקשה כי מבוקש לדון בשני העניינים במאוחד.</w:t>
+        <w:t xml:space="preserve">היקף: הבקשה קוצרה לשני עמודים. הרחבה עובדתית בסעיפים 3 ו-5 תארוך אותה – מומלץ להעביר פירוט נרחב לתצהיר, שהיקפו מותר עד שלושה עמודים.</w:t>
+      </w:r>
+    </w:p>
+    <w:p>
+      <w:pPr>
+        <w:pStyle w:val="ListParagraph"/>
+        <w:numPr>
+          <w:ilvl w:val="0"/>
+          <w:numId w:val="2"/>
+        </w:numPr>
+        <w:bidi/>
+        <w:spacing w:after="120" w:before="0" w:line="360" w:lineRule="auto"/>
+        <w:jc w:val="both"/>
+      </w:pPr>
+      <w:r>
+        <w:rPr>
+          <w:rFonts w:ascii="David" w:cs="David" w:eastAsia="David" w:hAnsi="David"/>
+          <w:b w:val="false"/>
+          <w:bCs w:val="false"/>
+          <w:sz w:val="24"/>
+          <w:szCs w:val="24"/>
+          <w:rtl/>
+        </w:rPr>
+        <w:t xml:space="preserve">סעד ג' (הסדרת המפגשים ודיווח מרכז הקשר) נוגע לזמני השהות ולא לצו ההגנה עצמו. אם זמני השהות מתנהלים בתיק נפרד – יש לשקול הגשת בקשה נפרדת באותו תיק, או לציין בפתח הבקשה כי מבוקש לדון בשני העניינים במאוחד.</w:t>
       </w:r>
     </w:p>
     <w:p>

--- a/protection-order-extension/00_הנחיות_מילוי.docx
+++ b/protection-order-extension/00_הנחיות_מילוי.docx
@@ -436,7 +436,7 @@
                 <w:szCs w:val="22"/>
                 <w:rtl/>
               </w:rPr>
-              <w:t xml:space="preserve">כתובת המבקשת</w:t>
+              <w:t xml:space="preserve">כתובות הצדדים</w:t>
             </w:r>
           </w:p>
         </w:tc>
@@ -506,7 +506,7 @@
                 <w:szCs w:val="22"/>
                 <w:rtl/>
               </w:rPr>
-              <w:t xml:space="preserve">מבססת סמכות מקומית בחיפה</w:t>
+              <w:t xml:space="preserve">כתובת המבקשת מבססת סמכות מקומית</w:t>
             </w:r>
           </w:p>
         </w:tc>
@@ -543,7 +543,7 @@
                 <w:szCs w:val="22"/>
                 <w:rtl/>
               </w:rPr>
-              <w:t xml:space="preserve">פרטי ב"כ (שם, מ.ר., כתובת, טל', דוא"ל)</w:t>
+              <w:t xml:space="preserve">פרטי ב"כ (שם, מ.ר., כתובת)</w:t>
             </w:r>
           </w:p>
         </w:tc>
@@ -792,7 +792,7 @@
                 <w:szCs w:val="22"/>
                 <w:rtl/>
               </w:rPr>
-              <w:t xml:space="preserve">הבקשה סע' 1 + התצהיר סע' 2</w:t>
+              <w:t xml:space="preserve">התצהיר סע' 2</w:t>
             </w:r>
           </w:p>
         </w:tc>
@@ -827,7 +827,7 @@
                 <w:szCs w:val="22"/>
                 <w:rtl/>
               </w:rPr>
-              <w:t xml:space="preserve">מספרם בלבד מופיע בבקשה</w:t>
+              <w:t xml:space="preserve">בבקשה מצוין מספרם בלבד</w:t>
             </w:r>
           </w:p>
         </w:tc>
@@ -864,7 +864,7 @@
                 <w:szCs w:val="22"/>
                 <w:rtl/>
               </w:rPr>
-              <w:t xml:space="preserve">תנאי צו ההגנה</w:t>
+              <w:t xml:space="preserve">רקע ההליך הפלילי</w:t>
             </w:r>
           </w:p>
         </w:tc>
@@ -899,7 +899,7 @@
                 <w:szCs w:val="22"/>
                 <w:rtl/>
               </w:rPr>
-              <w:t xml:space="preserve">הבקשה סע' 2 + התצהיר סע' 3</w:t>
+              <w:t xml:space="preserve">התצהיר סע' 4</w:t>
             </w:r>
           </w:p>
         </w:tc>
@@ -934,7 +934,7 @@
                 <w:szCs w:val="22"/>
                 <w:rtl/>
               </w:rPr>
-              <w:t xml:space="preserve">העתק מלשון הצו עצמו</w:t>
+              <w:t xml:space="preserve">בתמצית; ראה אזהרה להלן</w:t>
             </w:r>
           </w:p>
         </w:tc>
@@ -971,7 +971,7 @@
                 <w:szCs w:val="22"/>
                 <w:rtl/>
               </w:rPr>
-              <w:t xml:space="preserve">התשתית שבגינה ניתן הצו</w:t>
+              <w:t xml:space="preserve">נספח א' – צו ההגנה</w:t>
             </w:r>
           </w:p>
         </w:tc>
@@ -1006,7 +1006,7 @@
                 <w:szCs w:val="22"/>
                 <w:rtl/>
               </w:rPr>
-              <w:t xml:space="preserve">הבקשה סע' 2 + התצהיר סע' 4</w:t>
+              <w:t xml:space="preserve">הבקשה סע' 1</w:t>
             </w:r>
           </w:p>
         </w:tc>
@@ -1041,7 +1041,7 @@
                 <w:szCs w:val="22"/>
                 <w:rtl/>
               </w:rPr>
-              <w:t xml:space="preserve">בתמצית בלבד – שורה אחת</w:t>
+              <w:t xml:space="preserve">העתק הצו מיום 12.3.2026</w:t>
             </w:r>
           </w:p>
         </w:tc>
@@ -1078,7 +1078,7 @@
                 <w:szCs w:val="22"/>
                 <w:rtl/>
               </w:rPr>
-              <w:t xml:space="preserve">אירועים מאז מתן הצו</w:t>
+              <w:t xml:space="preserve">נספח ב' – פרוטוקול הדיון</w:t>
             </w:r>
           </w:p>
         </w:tc>
@@ -1113,7 +1113,7 @@
                 <w:szCs w:val="22"/>
                 <w:rtl/>
               </w:rPr>
-              <w:t xml:space="preserve">הבקשה סע' 3 + התצהיר סע' 6</w:t>
+              <w:t xml:space="preserve">הבקשה סע' 5</w:t>
             </w:r>
           </w:p>
         </w:tc>
@@ -1148,221 +1148,7 @@
                 <w:szCs w:val="22"/>
                 <w:rtl/>
               </w:rPr>
-              <w:t xml:space="preserve">לב הבקשה – ראה אזהרה להלן</w:t>
-            </w:r>
-          </w:p>
-        </w:tc>
-      </w:tr>
-      <w:tr>
-        <w:tc>
-          <w:tcPr>
-            <w:tcW w:type="dxa" w:w="2600"/>
-            <w:tcBorders>
-              <w:top w:val="single" w:color="999999" w:sz="4"/>
-              <w:left w:val="single" w:color="999999" w:sz="4"/>
-              <w:bottom w:val="single" w:color="999999" w:sz="4"/>
-              <w:right w:val="single" w:color="999999" w:sz="4"/>
-            </w:tcBorders>
-            <w:tcMar>
-              <w:top w:type="dxa" w:w="60"/>
-              <w:left w:type="dxa" w:w="100"/>
-              <w:bottom w:type="dxa" w:w="60"/>
-              <w:right w:type="dxa" w:w="100"/>
-            </w:tcMar>
-          </w:tcPr>
-          <w:p>
-            <w:pPr>
-              <w:bidi/>
-              <w:spacing w:after="0" w:before="0" w:line="360" w:lineRule="auto"/>
-              <w:jc w:val="start"/>
-            </w:pPr>
-            <w:r>
-              <w:rPr>
-                <w:rFonts w:ascii="David" w:cs="David" w:eastAsia="David" w:hAnsi="David"/>
-                <w:b w:val="false"/>
-                <w:bCs w:val="false"/>
-                <w:sz w:val="22"/>
-                <w:szCs w:val="22"/>
-                <w:rtl/>
-              </w:rPr>
-              <w:t xml:space="preserve">מועד תחילת המפגשים במרכז הקשר</w:t>
-            </w:r>
-          </w:p>
-        </w:tc>
-        <w:tc>
-          <w:tcPr>
-            <w:tcW w:type="dxa" w:w="3236"/>
-            <w:tcBorders>
-              <w:top w:val="single" w:color="999999" w:sz="4"/>
-              <w:left w:val="single" w:color="999999" w:sz="4"/>
-              <w:bottom w:val="single" w:color="999999" w:sz="4"/>
-              <w:right w:val="single" w:color="999999" w:sz="4"/>
-            </w:tcBorders>
-            <w:tcMar>
-              <w:top w:type="dxa" w:w="60"/>
-              <w:left w:type="dxa" w:w="100"/>
-              <w:bottom w:type="dxa" w:w="60"/>
-              <w:right w:type="dxa" w:w="100"/>
-            </w:tcMar>
-          </w:tcPr>
-          <w:p>
-            <w:pPr>
-              <w:bidi/>
-              <w:spacing w:after="0" w:before="0" w:line="360" w:lineRule="auto"/>
-              <w:jc w:val="start"/>
-            </w:pPr>
-            <w:r>
-              <w:rPr>
-                <w:rFonts w:ascii="David" w:cs="David" w:eastAsia="David" w:hAnsi="David"/>
-                <w:b w:val="false"/>
-                <w:bCs w:val="false"/>
-                <w:sz w:val="22"/>
-                <w:szCs w:val="22"/>
-                <w:rtl/>
-              </w:rPr>
-              <w:t xml:space="preserve">התצהיר סע' 9</w:t>
-            </w:r>
-          </w:p>
-        </w:tc>
-        <w:tc>
-          <w:tcPr>
-            <w:tcW w:type="dxa" w:w="3236"/>
-            <w:tcBorders>
-              <w:top w:val="single" w:color="999999" w:sz="4"/>
-              <w:left w:val="single" w:color="999999" w:sz="4"/>
-              <w:bottom w:val="single" w:color="999999" w:sz="4"/>
-              <w:right w:val="single" w:color="999999" w:sz="4"/>
-            </w:tcBorders>
-            <w:tcMar>
-              <w:top w:type="dxa" w:w="60"/>
-              <w:left w:type="dxa" w:w="100"/>
-              <w:bottom w:type="dxa" w:w="60"/>
-              <w:right w:type="dxa" w:w="100"/>
-            </w:tcMar>
-          </w:tcPr>
-          <w:p>
-            <w:pPr>
-              <w:bidi/>
-              <w:spacing w:after="0" w:before="0" w:line="360" w:lineRule="auto"/>
-              <w:jc w:val="start"/>
-            </w:pPr>
-            <w:r>
-              <w:rPr>
-                <w:rFonts w:ascii="David" w:cs="David" w:eastAsia="David" w:hAnsi="David"/>
-                <w:b w:val="false"/>
-                <w:bCs w:val="false"/>
-                <w:sz w:val="22"/>
-                <w:szCs w:val="22"/>
-                <w:rtl/>
-              </w:rPr>
-              <w:t xml:space="preserve">בבקשה המקוצרת מופיעים המועדים בלבד</w:t>
-            </w:r>
-          </w:p>
-        </w:tc>
-      </w:tr>
-      <w:tr>
-        <w:tc>
-          <w:tcPr>
-            <w:tcW w:type="dxa" w:w="2600"/>
-            <w:tcBorders>
-              <w:top w:val="single" w:color="999999" w:sz="4"/>
-              <w:left w:val="single" w:color="999999" w:sz="4"/>
-              <w:bottom w:val="single" w:color="999999" w:sz="4"/>
-              <w:right w:val="single" w:color="999999" w:sz="4"/>
-            </w:tcBorders>
-            <w:tcMar>
-              <w:top w:type="dxa" w:w="60"/>
-              <w:left w:type="dxa" w:w="100"/>
-              <w:bottom w:type="dxa" w:w="60"/>
-              <w:right w:type="dxa" w:w="100"/>
-            </w:tcMar>
-          </w:tcPr>
-          <w:p>
-            <w:pPr>
-              <w:bidi/>
-              <w:spacing w:after="0" w:before="0" w:line="360" w:lineRule="auto"/>
-              <w:jc w:val="start"/>
-            </w:pPr>
-            <w:r>
-              <w:rPr>
-                <w:rFonts w:ascii="David" w:cs="David" w:eastAsia="David" w:hAnsi="David"/>
-                <w:b w:val="false"/>
-                <w:bCs w:val="false"/>
-                <w:sz w:val="22"/>
-                <w:szCs w:val="22"/>
-                <w:rtl/>
-              </w:rPr>
-              <w:t xml:space="preserve">שישה מועדי ההיעדרות</w:t>
-            </w:r>
-          </w:p>
-        </w:tc>
-        <w:tc>
-          <w:tcPr>
-            <w:tcW w:type="dxa" w:w="3236"/>
-            <w:tcBorders>
-              <w:top w:val="single" w:color="999999" w:sz="4"/>
-              <w:left w:val="single" w:color="999999" w:sz="4"/>
-              <w:bottom w:val="single" w:color="999999" w:sz="4"/>
-              <w:right w:val="single" w:color="999999" w:sz="4"/>
-            </w:tcBorders>
-            <w:tcMar>
-              <w:top w:type="dxa" w:w="60"/>
-              <w:left w:type="dxa" w:w="100"/>
-              <w:bottom w:type="dxa" w:w="60"/>
-              <w:right w:type="dxa" w:w="100"/>
-            </w:tcMar>
-          </w:tcPr>
-          <w:p>
-            <w:pPr>
-              <w:bidi/>
-              <w:spacing w:after="0" w:before="0" w:line="360" w:lineRule="auto"/>
-              <w:jc w:val="start"/>
-            </w:pPr>
-            <w:r>
-              <w:rPr>
-                <w:rFonts w:ascii="David" w:cs="David" w:eastAsia="David" w:hAnsi="David"/>
-                <w:b w:val="false"/>
-                <w:bCs w:val="false"/>
-                <w:sz w:val="22"/>
-                <w:szCs w:val="22"/>
-                <w:rtl/>
-              </w:rPr>
-              <w:t xml:space="preserve">הבקשה סע' 5 + התצהיר סע' 9</w:t>
-            </w:r>
-          </w:p>
-        </w:tc>
-        <w:tc>
-          <w:tcPr>
-            <w:tcW w:type="dxa" w:w="3236"/>
-            <w:tcBorders>
-              <w:top w:val="single" w:color="999999" w:sz="4"/>
-              <w:left w:val="single" w:color="999999" w:sz="4"/>
-              <w:bottom w:val="single" w:color="999999" w:sz="4"/>
-              <w:right w:val="single" w:color="999999" w:sz="4"/>
-            </w:tcBorders>
-            <w:tcMar>
-              <w:top w:type="dxa" w:w="60"/>
-              <w:left w:type="dxa" w:w="100"/>
-              <w:bottom w:type="dxa" w:w="60"/>
-              <w:right w:type="dxa" w:w="100"/>
-            </w:tcMar>
-          </w:tcPr>
-          <w:p>
-            <w:pPr>
-              <w:bidi/>
-              <w:spacing w:after="0" w:before="0" w:line="360" w:lineRule="auto"/>
-              <w:jc w:val="start"/>
-            </w:pPr>
-            <w:r>
-              <w:rPr>
-                <w:rFonts w:ascii="David" w:cs="David" w:eastAsia="David" w:hAnsi="David"/>
-                <w:b w:val="false"/>
-                <w:bCs w:val="false"/>
-                <w:sz w:val="22"/>
-                <w:szCs w:val="22"/>
-                <w:rtl/>
-              </w:rPr>
-              <w:t xml:space="preserve">תאריכים מדויקים</w:t>
+              <w:t xml:space="preserve">פרוטוקול מיום 12.3.2026</w:t>
             </w:r>
           </w:p>
         </w:tc>
@@ -1408,7 +1194,7 @@
           <w:szCs w:val="24"/>
           <w:rtl/>
         </w:rPr>
-        <w:t xml:space="preserve">מגדר המבקשת: הנוסח כתוב בלשון נקבה ("המבקשת", "מצהירה"). אם המבקש הוא גבר — יש לבצע החלפה גורפת בשני המסמכים.</w:t>
+        <w:t xml:space="preserve">חשבון התקופה: שלושה חודשים מלאים מיום 15.6.2026 מסתיימים ביום 15.9.2026, בעוד שתקרת ששת החודשים שבסעיף 5 לחוק, הנמנית מיום מתן הצו (12.3.2026), מסתיימת ביום 12.9.2026. משום כך לא ננקב בבקשה תאריך סיום מפורש. אם מבוקש תאריך – עדיף לנקוב ביום 12.9.2026; בקשה עד 15.9.2026 חורגת בשלושה ימים ותחייב נימוקים מיוחדים.</w:t>
       </w:r>
     </w:p>
     <w:p>
@@ -1431,7 +1217,7 @@
           <w:szCs w:val="24"/>
           <w:rtl/>
         </w:rPr>
-        <w:t xml:space="preserve">תוקף הצו והתקופה הכוללת: מיום 11.3.2026 ועד 16.9.2026 חלפו למעלה משישה חודשים. משמע שהצו כבר הוארך בעבר, או שניתן מלכתחילה מנימוקים מיוחדים. יש לוודא בתיק את החלטות ההארכה הקודמות, ולציין אותן בסעיף 2 לבקשה. ההארכה המבוקשת (עד 16.12.2026) מצויה בתוך תקרת השנה שבסעיף 5 לחוק, אך מחייבת נימוקים מיוחדים – והם פורטו בסעיף 8 לבקשה.</w:t>
+        <w:t xml:space="preserve">הפער בין 90 הימים למועד הפקיעה: 90 ימים מיום 12.3.2026 מסתיימים ביום 10.6.2026, ולא ביום 15.6.2026. יש לוודא את המועדים מול לשון הצו עצמו ולתקן בהתאם בבקשה ובתצהיר.</w:t>
       </w:r>
     </w:p>
     <w:p>
@@ -1454,7 +1240,7 @@
           <w:szCs w:val="24"/>
           <w:rtl/>
         </w:rPr>
-        <w:t xml:space="preserve">סעיף 5 לחוק: יש לאמת את נוסח הסעיף המדויק במאגר מעודכן בטרם הגשה, ולהתאים את סעיף 7 לבקשה ככל שנדרש.</w:t>
+        <w:t xml:space="preserve">תוקף הצו במועד ההגשה: בקשת הארכה מחייבת שהצו יהיה בתוקף. אם תוקפו כבר פקע – אין מקום לבקשת הארכה, אלא לבקשה חדשה למתן צו הגנה. יש לבדוק זאת לפני ההגשה.</w:t>
       </w:r>
     </w:p>
     <w:p>
@@ -1477,7 +1263,7 @@
           <w:szCs w:val="24"/>
           <w:rtl/>
         </w:rPr>
-        <w:t xml:space="preserve">הליך טיפולי: סעיפים 3 ו-8 לבקשה וסעיף 5 לתצהיר טוענים כי המשיב לא נקט בהליך טיפולי. אם המשיב כן משתתף בהליך – יש לתקן את הטענה, שאם לא כן היא תיסתר בדיון.</w:t>
+        <w:t xml:space="preserve">סעיף 5 לחוק: יש לאמת את נוסח הסעיף המדויק במאגר מעודכן ולהתאים את סעיף 2 לבקשה ככל שנדרש.</w:t>
       </w:r>
     </w:p>
     <w:p>
@@ -1500,7 +1286,7 @@
           <w:szCs w:val="24"/>
           <w:rtl/>
         </w:rPr>
-        <w:t xml:space="preserve">סעיף 3 לבקשה וסעיף 6 לתצהיר הוא לב הבקשה. בקשת הארכה הנסמכת על חשש כללי בלבד, בלא אירועים קונקרטיים מן התקופה האחרונה, חלשה משמעותית. יש למלא כל אירוע, מועד ואסמכתה שקיימים.</w:t>
+        <w:t xml:space="preserve">ההליך הפלילי: הבקשה נסמכת בסעיף 3 על אירועי העבר שהובילו להליך הפלילי. אם ההליך תלוי ועומד, או אם נקבעו בו תנאי שחרור – מומלץ לציין זאת ולצרף אסמכתה; זהו החיזוק המשמעותי ביותר לבקשה.</w:t>
       </w:r>
     </w:p>
     <w:p>
@@ -1523,7 +1309,7 @@
           <w:szCs w:val="24"/>
           <w:rtl/>
         </w:rPr>
-        <w:t xml:space="preserve">אסמכתאות פסיקה: לא שולבו בנוסח, כדי שלא ייכללו הפניות בלתי מאומתות. יש להוסיף פסיקה עדכנית בעניין הארכת צו הגנה מן המאגרים לפני ההגשה.</w:t>
+        <w:t xml:space="preserve">מרכז "תפנית": מומלץ לצרף אישור טיפול, המחזק את סעיף 6 לבקשה.</w:t>
       </w:r>
     </w:p>
     <w:p>
@@ -1546,7 +1332,7 @@
           <w:szCs w:val="24"/>
           <w:rtl/>
         </w:rPr>
-        <w:t xml:space="preserve">מועד ההגשה: יש להגיש בהקדם ולוודא קביעת דיון לפני 16.9.2026. פקיעת הצו בטרם הכרעה מותירה את המבקשת ללא הגנה בפרק הזמן שבין הפקיעה לדיון.</w:t>
+        <w:t xml:space="preserve">אסמכתאות פסיקה: לא שולבו בנוסח, כדי שלא ייכללו הפניות בלתי מאומתות. יש להוסיף פסיקה עדכנית בעניין הארכת צו הגנה לפני ההגשה.</w:t>
       </w:r>
     </w:p>
     <w:p>
@@ -1569,7 +1355,7 @@
           <w:szCs w:val="24"/>
           <w:rtl/>
         </w:rPr>
-        <w:t xml:space="preserve">היקף: הבקשה קוצרה לשני עמודים. הרחבה עובדתית בסעיפים 3 ו-5 תארוך אותה – מומלץ להעביר פירוט נרחב לתצהיר, שהיקפו מותר עד שלושה עמודים.</w:t>
+        <w:t xml:space="preserve">כתיב שם מרכז הקשר: נכתב בנוסח "פל"א". יש לוודא את הכתיב המדויק ולהחליף בשני המסמכים אם נדרש.</w:t>
       </w:r>
     </w:p>
     <w:p>
@@ -1592,7 +1378,7 @@
           <w:szCs w:val="24"/>
           <w:rtl/>
         </w:rPr>
-        <w:t xml:space="preserve">סעד ג' (הסדרת המפגשים ודיווח מרכז הקשר) נוגע לזמני השהות ולא לצו ההגנה עצמו. אם זמני השהות מתנהלים בתיק נפרד – יש לשקול הגשת בקשה נפרדת באותו תיק, או לציין בפתח הבקשה כי מבוקש לדון בשני העניינים במאוחד.</w:t>
+        <w:t xml:space="preserve">סעיף 3 לבקשה כולל תוספת ניסוחית שאינה בנתונים שנמסרו — "השקט שנשמר הוא פרי הצו עצמו". התוספת נועדה למנוע טענה כי היעדר אירועים מלמד על התייתרות הצו. ניתן למחוק אותה.</w:t>
       </w:r>
     </w:p>
     <w:p>
@@ -1658,7 +1444,7 @@
           <w:szCs w:val="24"/>
           <w:rtl/>
         </w:rPr>
-        <w:t xml:space="preserve">צו ההגנה מיום 11.3.2026 צורף כנספח א'.</w:t>
+        <w:t xml:space="preserve">צו ההגנה מיום 12.3.2026 צורף כנספח א', ופרוטוקול הדיון מאותו יום כנספח ב'.</w:t>
       </w:r>
     </w:p>
     <w:p>
@@ -1681,7 +1467,7 @@
           <w:szCs w:val="24"/>
           <w:rtl/>
         </w:rPr>
-        <w:t xml:space="preserve">אישור מרכז הקשר "פל"א" בדבר המפגשים שהתקיימו ואלה שבוטלו התקבל וצורף כנספח ג'.</w:t>
+        <w:t xml:space="preserve">התצהיר נחתם בפני עורך דין לאחר אזהרה כדין; המצהירה חתמה תחילה ואחריה עורך הדין.</w:t>
       </w:r>
     </w:p>
     <w:p>
@@ -1704,7 +1490,7 @@
           <w:szCs w:val="24"/>
           <w:rtl/>
         </w:rPr>
-        <w:t xml:space="preserve">העתקי הודעות הביטול של המשיב (הודעות טקסט/וואטסאפ/דוא"ל) הופקו וצורפו כנספח ד'.</w:t>
+        <w:t xml:space="preserve">צורף ייפוי כוח לבא-כוח.</w:t>
       </w:r>
     </w:p>
     <w:p>
@@ -1727,7 +1513,7 @@
           <w:szCs w:val="24"/>
           <w:rtl/>
         </w:rPr>
-        <w:t xml:space="preserve">התצהיר נחתם בפני עורך דין, לאחר אזהרה כדין; המצהירה חתמה תחילה ואחריה עורך הדין.</w:t>
+        <w:t xml:space="preserve">נבדק אם נדרשת אגרה בגין הבקשה, ומספר העותקים הנדרש להגשה.</w:t>
       </w:r>
     </w:p>
     <w:p>
@@ -1750,7 +1536,7 @@
           <w:szCs w:val="24"/>
           <w:rtl/>
         </w:rPr>
-        <w:t xml:space="preserve">צורף ייפוי כוח לבא-כוח.</w:t>
+        <w:t xml:space="preserve">נבדק אם קיים תסקיר עו"ס או דיווח ממרכז הקשר שניתן לצרף או לבקש את הגשתו.</w:t>
       </w:r>
     </w:p>
     <w:p>
@@ -1773,30 +1559,7 @@
           <w:szCs w:val="24"/>
           <w:rtl/>
         </w:rPr>
-        <w:t xml:space="preserve">נבדק אם נדרשת אגרה בגין הבקשה, ומספר העותקים הנדרש להגשה.</w:t>
-      </w:r>
-    </w:p>
-    <w:p>
-      <w:pPr>
-        <w:pStyle w:val="ListParagraph"/>
-        <w:numPr>
-          <w:ilvl w:val="0"/>
-          <w:numId w:val="2"/>
-        </w:numPr>
-        <w:bidi/>
-        <w:spacing w:after="120" w:before="0" w:line="360" w:lineRule="auto"/>
-        <w:jc w:val="both"/>
-      </w:pPr>
-      <w:r>
-        <w:rPr>
-          <w:rFonts w:ascii="David" w:cs="David" w:eastAsia="David" w:hAnsi="David"/>
-          <w:b w:val="false"/>
-          <w:bCs w:val="false"/>
-          <w:sz w:val="24"/>
-          <w:szCs w:val="24"/>
-          <w:rtl/>
-        </w:rPr>
-        <w:t xml:space="preserve">נבדק אם קיים תסקיר עו"ס או דו"ח רווחה עדכני שניתן לצרף או לבקש את הגשתו.</w:t>
+        <w:t xml:space="preserve">הבקשה מוגשת בעוד הצו בתוקף, ובמועד המאפשר קביעת דיון לפני הפקיעה.</w:t>
       </w:r>
     </w:p>
     <w:sectPr>

--- a/protection-order-extension/00_הנחיות_מילוי.docx
+++ b/protection-order-extension/00_הנחיות_מילוי.docx
@@ -18,7 +18,7 @@
           <w:u w:val="single"/>
           <w:rtl/>
         </w:rPr>
-        <w:t xml:space="preserve">הנחיות מילוי – בקשה להארכת צו הגנה</w:t>
+        <w:t xml:space="preserve">הנחיות מילוי - בקשה להארכת צו הגנה</w:t>
       </w:r>
     </w:p>
     <w:p>
@@ -36,7 +36,7 @@
           <w:szCs w:val="24"/>
           <w:rtl/>
         </w:rPr>
-        <w:t xml:space="preserve">מסמך זה נועד לסייע במילוי החבילה. הוא אינו מוגש לבית המשפט — מחק אותו לפני ההגשה.</w:t>
+        <w:t xml:space="preserve">מסמך זה נועד לסייע במילוי החבילה. הוא אינו מוגש לבית המשפט; יש למחוק אותו לפני ההגשה.</w:t>
       </w:r>
     </w:p>
     <w:p>
@@ -56,7 +56,7 @@
           <w:u w:val="single"/>
           <w:rtl/>
         </w:rPr>
-        <w:t xml:space="preserve">טבלת משתנים – מלא פעם אחת, העתק לכל המקומות</w:t>
+        <w:t xml:space="preserve">טבלת משתנים - מלא פעם אחת, העתק לכל המקומות</w:t>
       </w:r>
     </w:p>
     <w:tbl>
@@ -720,7 +720,7 @@
                 <w:szCs w:val="22"/>
                 <w:rtl/>
               </w:rPr>
-              <w:t xml:space="preserve">תיק צו ההגנה הקיים – לא נפתח תיק חדש</w:t>
+              <w:t xml:space="preserve">תיק צו ההגנה הקיים; לא נפתח תיק חדש</w:t>
             </w:r>
           </w:p>
         </w:tc>
@@ -971,7 +971,7 @@
                 <w:szCs w:val="22"/>
                 <w:rtl/>
               </w:rPr>
-              <w:t xml:space="preserve">נספח א' – צו ההגנה</w:t>
+              <w:t xml:space="preserve">מועדי שישה המפגשים שבוטלו</w:t>
             </w:r>
           </w:p>
         </w:tc>
@@ -1006,7 +1006,7 @@
                 <w:szCs w:val="22"/>
                 <w:rtl/>
               </w:rPr>
-              <w:t xml:space="preserve">הבקשה סע' 1</w:t>
+              <w:t xml:space="preserve">לא מפורטים בנוסח</w:t>
             </w:r>
           </w:p>
         </w:tc>
@@ -1041,114 +1041,7 @@
                 <w:szCs w:val="22"/>
                 <w:rtl/>
               </w:rPr>
-              <w:t xml:space="preserve">העתק הצו מיום 12.3.2026</w:t>
-            </w:r>
-          </w:p>
-        </w:tc>
-      </w:tr>
-      <w:tr>
-        <w:tc>
-          <w:tcPr>
-            <w:tcW w:type="dxa" w:w="2600"/>
-            <w:tcBorders>
-              <w:top w:val="single" w:color="999999" w:sz="4"/>
-              <w:left w:val="single" w:color="999999" w:sz="4"/>
-              <w:bottom w:val="single" w:color="999999" w:sz="4"/>
-              <w:right w:val="single" w:color="999999" w:sz="4"/>
-            </w:tcBorders>
-            <w:tcMar>
-              <w:top w:type="dxa" w:w="60"/>
-              <w:left w:type="dxa" w:w="100"/>
-              <w:bottom w:type="dxa" w:w="60"/>
-              <w:right w:type="dxa" w:w="100"/>
-            </w:tcMar>
-          </w:tcPr>
-          <w:p>
-            <w:pPr>
-              <w:bidi/>
-              <w:spacing w:after="0" w:before="0" w:line="360" w:lineRule="auto"/>
-              <w:jc w:val="start"/>
-            </w:pPr>
-            <w:r>
-              <w:rPr>
-                <w:rFonts w:ascii="David" w:cs="David" w:eastAsia="David" w:hAnsi="David"/>
-                <w:b w:val="false"/>
-                <w:bCs w:val="false"/>
-                <w:sz w:val="22"/>
-                <w:szCs w:val="22"/>
-                <w:rtl/>
-              </w:rPr>
-              <w:t xml:space="preserve">נספח ב' – פרוטוקול הדיון</w:t>
-            </w:r>
-          </w:p>
-        </w:tc>
-        <w:tc>
-          <w:tcPr>
-            <w:tcW w:type="dxa" w:w="3236"/>
-            <w:tcBorders>
-              <w:top w:val="single" w:color="999999" w:sz="4"/>
-              <w:left w:val="single" w:color="999999" w:sz="4"/>
-              <w:bottom w:val="single" w:color="999999" w:sz="4"/>
-              <w:right w:val="single" w:color="999999" w:sz="4"/>
-            </w:tcBorders>
-            <w:tcMar>
-              <w:top w:type="dxa" w:w="60"/>
-              <w:left w:type="dxa" w:w="100"/>
-              <w:bottom w:type="dxa" w:w="60"/>
-              <w:right w:type="dxa" w:w="100"/>
-            </w:tcMar>
-          </w:tcPr>
-          <w:p>
-            <w:pPr>
-              <w:bidi/>
-              <w:spacing w:after="0" w:before="0" w:line="360" w:lineRule="auto"/>
-              <w:jc w:val="start"/>
-            </w:pPr>
-            <w:r>
-              <w:rPr>
-                <w:rFonts w:ascii="David" w:cs="David" w:eastAsia="David" w:hAnsi="David"/>
-                <w:b w:val="false"/>
-                <w:bCs w:val="false"/>
-                <w:sz w:val="22"/>
-                <w:szCs w:val="22"/>
-                <w:rtl/>
-              </w:rPr>
-              <w:t xml:space="preserve">הבקשה סע' 5</w:t>
-            </w:r>
-          </w:p>
-        </w:tc>
-        <w:tc>
-          <w:tcPr>
-            <w:tcW w:type="dxa" w:w="3236"/>
-            <w:tcBorders>
-              <w:top w:val="single" w:color="999999" w:sz="4"/>
-              <w:left w:val="single" w:color="999999" w:sz="4"/>
-              <w:bottom w:val="single" w:color="999999" w:sz="4"/>
-              <w:right w:val="single" w:color="999999" w:sz="4"/>
-            </w:tcBorders>
-            <w:tcMar>
-              <w:top w:type="dxa" w:w="60"/>
-              <w:left w:type="dxa" w:w="100"/>
-              <w:bottom w:type="dxa" w:w="60"/>
-              <w:right w:type="dxa" w:w="100"/>
-            </w:tcMar>
-          </w:tcPr>
-          <w:p>
-            <w:pPr>
-              <w:bidi/>
-              <w:spacing w:after="0" w:before="0" w:line="360" w:lineRule="auto"/>
-              <w:jc w:val="start"/>
-            </w:pPr>
-            <w:r>
-              <w:rPr>
-                <w:rFonts w:ascii="David" w:cs="David" w:eastAsia="David" w:hAnsi="David"/>
-                <w:b w:val="false"/>
-                <w:bCs w:val="false"/>
-                <w:sz w:val="22"/>
-                <w:szCs w:val="22"/>
-                <w:rtl/>
-              </w:rPr>
-              <w:t xml:space="preserve">פרוטוקול מיום 12.3.2026</w:t>
+              <w:t xml:space="preserve">מומלץ לצרף פירוט; ראה אזהרה</w:t>
             </w:r>
           </w:p>
         </w:tc>
@@ -1171,7 +1064,7 @@
           <w:u w:val="single"/>
           <w:rtl/>
         </w:rPr>
-        <w:t xml:space="preserve">אזהרות מהותיות – חובה לבדוק לפני הגשה</w:t>
+        <w:t xml:space="preserve">אזהרות מהותיות - חובה לבדוק לפני הגשה</w:t>
       </w:r>
     </w:p>
     <w:p>
@@ -1194,7 +1087,7 @@
           <w:szCs w:val="24"/>
           <w:rtl/>
         </w:rPr>
-        <w:t xml:space="preserve">חשבון התקופה: שלושה חודשים מלאים מיום 15.6.2026 מסתיימים ביום 15.9.2026, בעוד שתקרת ששת החודשים שבסעיף 5 לחוק, הנמנית מיום מתן הצו (12.3.2026), מסתיימת ביום 12.9.2026. משום כך לא ננקב בבקשה תאריך סיום מפורש. אם מבוקש תאריך – עדיף לנקוב ביום 12.9.2026; בקשה עד 15.9.2026 חורגת בשלושה ימים ותחייב נימוקים מיוחדים.</w:t>
+        <w:t xml:space="preserve">תקרת התקופה: הצו ניתן ביום 12.3.2026 והוארך פעם אחת, עד ליום 15.9.2026, כך שהתקופה הכוללת עומדת כבר על כשישה חודשים. הארכה נוספת בת שלושה חודשים תביא את התקופה הכוללת לכתשעה חודשים, ולכן היא טעונה נימוקים מיוחדים לפי סעיף 5 לחוק, ומצויה בתוך תקרת השנה המסתיימת ביום 12.3.2027. סעיף 2 לבקשה נוסח בהתאם. לא ניתן לטעון כי ההארכה אינה טעונה נימוקים מיוחדים.</w:t>
       </w:r>
     </w:p>
     <w:p>
@@ -1217,7 +1110,7 @@
           <w:szCs w:val="24"/>
           <w:rtl/>
         </w:rPr>
-        <w:t xml:space="preserve">הפער בין 90 הימים למועד הפקיעה: 90 ימים מיום 12.3.2026 מסתיימים ביום 10.6.2026, ולא ביום 15.6.2026. יש לוודא את המועדים מול לשון הצו עצמו ולתקן בהתאם בבקשה ובתצהיר.</w:t>
+        <w:t xml:space="preserve">הנימוקים המיוחדים: סעיפים 3 עד 6 לבקשה הם הנימוקים המיוחדים הנדרשים: ההליך הפלילי שברקע, הליך המזונות התלוי ועומד, ביטול שישה מפגשים על ידי המשיב, הטיפול במרכז "תפנית" ושלושה קטינים רכים בשנים. אם קיימים נימוקים נוספים, זה המקום להוסיפם.</w:t>
       </w:r>
     </w:p>
     <w:p>
@@ -1240,7 +1133,7 @@
           <w:szCs w:val="24"/>
           <w:rtl/>
         </w:rPr>
-        <w:t xml:space="preserve">תוקף הצו במועד ההגשה: בקשת הארכה מחייבת שהצו יהיה בתוקף. אם תוקפו כבר פקע – אין מקום לבקשת הארכה, אלא לבקשה חדשה למתן צו הגנה. יש לבדוק זאת לפני ההגשה.</w:t>
+        <w:t xml:space="preserve">חשבון הימים: 90 ימים מיום 12.3.2026 מסתיימים ביום 10.6.2026, ושלושה חודשים נוספים מגיעים ליום 10.9.2026 ולא ליום 15.9.2026. יש לוודא את המועדים מול לשון הצו והחלטת ההארכה, ולתקן בסעיף 1 לבקשה ובסעיף 3 לתצהיר אם נדרש.</w:t>
       </w:r>
     </w:p>
     <w:p>
@@ -1263,7 +1156,7 @@
           <w:szCs w:val="24"/>
           <w:rtl/>
         </w:rPr>
-        <w:t xml:space="preserve">סעיף 5 לחוק: יש לאמת את נוסח הסעיף המדויק במאגר מעודכן ולהתאים את סעיף 2 לבקשה ככל שנדרש.</w:t>
+        <w:t xml:space="preserve">תוקף הצו במועד ההגשה: בקשת הארכה מחייבת שהצו יהיה בתוקף. אם תוקפו כבר פקע, אין מקום לבקשת הארכה אלא לבקשה חדשה למתן צו הגנה. יש לוודא זאת לפני ההגשה, ולהגיש במועד המאפשר קביעת דיון לפני הפקיעה.</w:t>
       </w:r>
     </w:p>
     <w:p>
@@ -1286,7 +1179,7 @@
           <w:szCs w:val="24"/>
           <w:rtl/>
         </w:rPr>
-        <w:t xml:space="preserve">ההליך הפלילי: הבקשה נסמכת בסעיף 3 על אירועי העבר שהובילו להליך הפלילי. אם ההליך תלוי ועומד, או אם נקבעו בו תנאי שחרור – מומלץ לציין זאת ולצרף אסמכתה; זהו החיזוק המשמעותי ביותר לבקשה.</w:t>
+        <w:t xml:space="preserve">שישה המפגשים שבוטלו: הנוסח מציין את מספרם בלבד. פירוט המועדים, ואישור מרכז הקשר או העתקי הודעות הביטול, יחזקו משמעותית הן את הנימוקים המיוחדים והן את הסעד הנוסף שבסעיף 7.</w:t>
       </w:r>
     </w:p>
     <w:p>
@@ -1309,7 +1202,7 @@
           <w:szCs w:val="24"/>
           <w:rtl/>
         </w:rPr>
-        <w:t xml:space="preserve">מרכז "תפנית": מומלץ לצרף אישור טיפול, המחזק את סעיף 6 לבקשה.</w:t>
+        <w:t xml:space="preserve">ההליך הפלילי: אם ההליך תלוי ועומד, או אם נקבעו בו תנאי שחרור, מומלץ לציין זאת ולצרף אסמכתה; זהו החיזוק המשמעותי ביותר לבקשה.</w:t>
       </w:r>
     </w:p>
     <w:p>
@@ -1332,7 +1225,7 @@
           <w:szCs w:val="24"/>
           <w:rtl/>
         </w:rPr>
-        <w:t xml:space="preserve">אסמכתאות פסיקה: לא שולבו בנוסח, כדי שלא ייכללו הפניות בלתי מאומתות. יש להוסיף פסיקה עדכנית בעניין הארכת צו הגנה לפני ההגשה.</w:t>
+        <w:t xml:space="preserve">נספחים: הנוסח אינו מפנה לנספחים. מומלץ לצרף את צו ההגנה, את החלטת ההארכה, את פרוטוקול הדיון מיום 12.3.2026 ואישור טיפול ממרכז "תפנית", ולהוסיף הפניות בגוף הבקשה.</w:t>
       </w:r>
     </w:p>
     <w:p>
@@ -1355,7 +1248,7 @@
           <w:szCs w:val="24"/>
           <w:rtl/>
         </w:rPr>
-        <w:t xml:space="preserve">כתיב שם מרכז הקשר: נכתב בנוסח "פל"א". יש לוודא את הכתיב המדויק ולהחליף בשני המסמכים אם נדרש.</w:t>
+        <w:t xml:space="preserve">סעיף 5 לחוק: יש לאמת את נוסח הסעיף המדויק במאגר מעודכן ולהתאים את סעיף 2 לבקשה ככל שנדרש. לא שולבו אסמכתאות פסיקה, כדי שלא ייכללו הפניות בלתי מאומתות.</w:t>
       </w:r>
     </w:p>
     <w:p>
@@ -1378,7 +1271,7 @@
           <w:szCs w:val="24"/>
           <w:rtl/>
         </w:rPr>
-        <w:t xml:space="preserve">סעיף 3 לבקשה כולל תוספת ניסוחית שאינה בנתונים שנמסרו — "השקט שנשמר הוא פרי הצו עצמו". התוספת נועדה למנוע טענה כי היעדר אירועים מלמד על התייתרות הצו. ניתן למחוק אותה.</w:t>
+        <w:t xml:space="preserve">סעיף 3 לבקשה כולל תוספת ניסוחית: "השקט שנשמר הוא פרי הצו עצמו". התוספת נועדה למנוע טענה כי היעדר אירועים מלמד על התייתרות הצו. ניתן למחוק אותה.</w:t>
       </w:r>
     </w:p>
     <w:p>
@@ -1444,7 +1337,7 @@
           <w:szCs w:val="24"/>
           <w:rtl/>
         </w:rPr>
-        <w:t xml:space="preserve">צו ההגנה מיום 12.3.2026 צורף כנספח א', ופרוטוקול הדיון מאותו יום כנספח ב'.</w:t>
+        <w:t xml:space="preserve">המועדים בסעיף 1 לבקשה תואמים ללשון הצו ולהחלטת ההארכה.</w:t>
       </w:r>
     </w:p>
     <w:p>
@@ -1537,29 +1430,6 @@
           <w:rtl/>
         </w:rPr>
         <w:t xml:space="preserve">נבדק אם קיים תסקיר עו"ס או דיווח ממרכז הקשר שניתן לצרף או לבקש את הגשתו.</w:t>
-      </w:r>
-    </w:p>
-    <w:p>
-      <w:pPr>
-        <w:pStyle w:val="ListParagraph"/>
-        <w:numPr>
-          <w:ilvl w:val="0"/>
-          <w:numId w:val="2"/>
-        </w:numPr>
-        <w:bidi/>
-        <w:spacing w:after="120" w:before="0" w:line="360" w:lineRule="auto"/>
-        <w:jc w:val="both"/>
-      </w:pPr>
-      <w:r>
-        <w:rPr>
-          <w:rFonts w:ascii="David" w:cs="David" w:eastAsia="David" w:hAnsi="David"/>
-          <w:b w:val="false"/>
-          <w:bCs w:val="false"/>
-          <w:sz w:val="24"/>
-          <w:szCs w:val="24"/>
-          <w:rtl/>
-        </w:rPr>
-        <w:t xml:space="preserve">הבקשה מוגשת בעוד הצו בתוקף, ובמועד המאפשר קביעת דיון לפני הפקיעה.</w:t>
       </w:r>
     </w:p>
     <w:sectPr>
